--- a/(VIE) BM06-ED-047-20.doc_Phieu giao nhiem vu.docx
+++ b/(VIE) BM06-ED-047-20.doc_Phieu giao nhiem vu.docx
@@ -82,8 +82,79 @@
           <w:szCs w:val="24"/>
         </w:rPr>
         <w:tab/>
-        <w:t>Độc lập - Tự do - Hạnh phúc</w:t>
-      </w:r>
+        <w:t xml:space="preserve">Độc </w:t>
+      </w:r>
+      <w:proofErr w:type="spellStart"/>
+      <w:r>
+        <w:rPr>
+          <w:rFonts w:ascii="Times New Roman" w:hAnsi="Times New Roman" w:hint="cs"/>
+          <w:b/>
+          <w:sz w:val="24"/>
+          <w:szCs w:val="24"/>
+        </w:rPr>
+        <w:t>lập</w:t>
+      </w:r>
+      <w:proofErr w:type="spellEnd"/>
+      <w:r>
+        <w:rPr>
+          <w:rFonts w:ascii="Times New Roman" w:hAnsi="Times New Roman" w:hint="cs"/>
+          <w:b/>
+          <w:sz w:val="24"/>
+          <w:szCs w:val="24"/>
+        </w:rPr>
+        <w:t xml:space="preserve"> - </w:t>
+      </w:r>
+      <w:proofErr w:type="spellStart"/>
+      <w:r>
+        <w:rPr>
+          <w:rFonts w:ascii="Times New Roman" w:hAnsi="Times New Roman" w:hint="cs"/>
+          <w:b/>
+          <w:sz w:val="24"/>
+          <w:szCs w:val="24"/>
+        </w:rPr>
+        <w:t>Tự</w:t>
+      </w:r>
+      <w:proofErr w:type="spellEnd"/>
+      <w:r>
+        <w:rPr>
+          <w:rFonts w:ascii="Times New Roman" w:hAnsi="Times New Roman" w:hint="cs"/>
+          <w:b/>
+          <w:sz w:val="24"/>
+          <w:szCs w:val="24"/>
+        </w:rPr>
+        <w:t xml:space="preserve"> do - </w:t>
+      </w:r>
+      <w:proofErr w:type="spellStart"/>
+      <w:r>
+        <w:rPr>
+          <w:rFonts w:ascii="Times New Roman" w:hAnsi="Times New Roman" w:hint="cs"/>
+          <w:b/>
+          <w:sz w:val="24"/>
+          <w:szCs w:val="24"/>
+        </w:rPr>
+        <w:t>Hạnh</w:t>
+      </w:r>
+      <w:proofErr w:type="spellEnd"/>
+      <w:r>
+        <w:rPr>
+          <w:rFonts w:ascii="Times New Roman" w:hAnsi="Times New Roman" w:hint="cs"/>
+          <w:b/>
+          <w:sz w:val="24"/>
+          <w:szCs w:val="24"/>
+        </w:rPr>
+        <w:t xml:space="preserve"> </w:t>
+      </w:r>
+      <w:proofErr w:type="spellStart"/>
+      <w:r>
+        <w:rPr>
+          <w:rFonts w:ascii="Times New Roman" w:hAnsi="Times New Roman" w:hint="cs"/>
+          <w:b/>
+          <w:sz w:val="24"/>
+          <w:szCs w:val="24"/>
+        </w:rPr>
+        <w:t>phúc</w:t>
+      </w:r>
+      <w:proofErr w:type="spellEnd"/>
     </w:p>
     <w:p>
       <w:pPr>
@@ -489,6 +560,7 @@
           <w:rFonts w:ascii="Times New Roman" w:hAnsi="Times New Roman"/>
         </w:rPr>
       </w:pPr>
+      <w:proofErr w:type="spellStart"/>
       <w:r>
         <w:rPr>
           <w:rFonts w:ascii="Times New Roman" w:hAnsi="Times New Roman"/>
@@ -496,8 +568,249 @@
           <w:sz w:val="20"/>
           <w:szCs w:val="20"/>
         </w:rPr>
-        <w:t>Chú ý: Sinh viên phải dán tờ này vào trang nhất của bản thuyết trình</w:t>
-      </w:r>
+        <w:t>Chú</w:t>
+      </w:r>
+      <w:proofErr w:type="spellEnd"/>
+      <w:r>
+        <w:rPr>
+          <w:rFonts w:ascii="Times New Roman" w:hAnsi="Times New Roman"/>
+          <w:i/>
+          <w:sz w:val="20"/>
+          <w:szCs w:val="20"/>
+        </w:rPr>
+        <w:t xml:space="preserve"> ý: Sinh </w:t>
+      </w:r>
+      <w:proofErr w:type="spellStart"/>
+      <w:r>
+        <w:rPr>
+          <w:rFonts w:ascii="Times New Roman" w:hAnsi="Times New Roman"/>
+          <w:i/>
+          <w:sz w:val="20"/>
+          <w:szCs w:val="20"/>
+        </w:rPr>
+        <w:t>viên</w:t>
+      </w:r>
+      <w:proofErr w:type="spellEnd"/>
+      <w:r>
+        <w:rPr>
+          <w:rFonts w:ascii="Times New Roman" w:hAnsi="Times New Roman"/>
+          <w:i/>
+          <w:sz w:val="20"/>
+          <w:szCs w:val="20"/>
+        </w:rPr>
+        <w:t xml:space="preserve"> </w:t>
+      </w:r>
+      <w:proofErr w:type="spellStart"/>
+      <w:r>
+        <w:rPr>
+          <w:rFonts w:ascii="Times New Roman" w:hAnsi="Times New Roman"/>
+          <w:i/>
+          <w:sz w:val="20"/>
+          <w:szCs w:val="20"/>
+        </w:rPr>
+        <w:t>phải</w:t>
+      </w:r>
+      <w:proofErr w:type="spellEnd"/>
+      <w:r>
+        <w:rPr>
+          <w:rFonts w:ascii="Times New Roman" w:hAnsi="Times New Roman"/>
+          <w:i/>
+          <w:sz w:val="20"/>
+          <w:szCs w:val="20"/>
+        </w:rPr>
+        <w:t xml:space="preserve"> </w:t>
+      </w:r>
+      <w:proofErr w:type="spellStart"/>
+      <w:r>
+        <w:rPr>
+          <w:rFonts w:ascii="Times New Roman" w:hAnsi="Times New Roman"/>
+          <w:i/>
+          <w:sz w:val="20"/>
+          <w:szCs w:val="20"/>
+        </w:rPr>
+        <w:t>dán</w:t>
+      </w:r>
+      <w:proofErr w:type="spellEnd"/>
+      <w:r>
+        <w:rPr>
+          <w:rFonts w:ascii="Times New Roman" w:hAnsi="Times New Roman"/>
+          <w:i/>
+          <w:sz w:val="20"/>
+          <w:szCs w:val="20"/>
+        </w:rPr>
+        <w:t xml:space="preserve"> </w:t>
+      </w:r>
+      <w:proofErr w:type="spellStart"/>
+      <w:r>
+        <w:rPr>
+          <w:rFonts w:ascii="Times New Roman" w:hAnsi="Times New Roman"/>
+          <w:i/>
+          <w:sz w:val="20"/>
+          <w:szCs w:val="20"/>
+        </w:rPr>
+        <w:t>tờ</w:t>
+      </w:r>
+      <w:proofErr w:type="spellEnd"/>
+      <w:r>
+        <w:rPr>
+          <w:rFonts w:ascii="Times New Roman" w:hAnsi="Times New Roman"/>
+          <w:i/>
+          <w:sz w:val="20"/>
+          <w:szCs w:val="20"/>
+        </w:rPr>
+        <w:t xml:space="preserve"> </w:t>
+      </w:r>
+      <w:proofErr w:type="spellStart"/>
+      <w:r>
+        <w:rPr>
+          <w:rFonts w:ascii="Times New Roman" w:hAnsi="Times New Roman"/>
+          <w:i/>
+          <w:sz w:val="20"/>
+          <w:szCs w:val="20"/>
+        </w:rPr>
+        <w:t>này</w:t>
+      </w:r>
+      <w:proofErr w:type="spellEnd"/>
+      <w:r>
+        <w:rPr>
+          <w:rFonts w:ascii="Times New Roman" w:hAnsi="Times New Roman"/>
+          <w:i/>
+          <w:sz w:val="20"/>
+          <w:szCs w:val="20"/>
+        </w:rPr>
+        <w:t xml:space="preserve"> </w:t>
+      </w:r>
+      <w:proofErr w:type="spellStart"/>
+      <w:r>
+        <w:rPr>
+          <w:rFonts w:ascii="Times New Roman" w:hAnsi="Times New Roman"/>
+          <w:i/>
+          <w:sz w:val="20"/>
+          <w:szCs w:val="20"/>
+        </w:rPr>
+        <w:t>vào</w:t>
+      </w:r>
+      <w:proofErr w:type="spellEnd"/>
+      <w:r>
+        <w:rPr>
+          <w:rFonts w:ascii="Times New Roman" w:hAnsi="Times New Roman"/>
+          <w:i/>
+          <w:sz w:val="20"/>
+          <w:szCs w:val="20"/>
+        </w:rPr>
+        <w:t xml:space="preserve"> </w:t>
+      </w:r>
+      <w:proofErr w:type="spellStart"/>
+      <w:r>
+        <w:rPr>
+          <w:rFonts w:ascii="Times New Roman" w:hAnsi="Times New Roman"/>
+          <w:i/>
+          <w:sz w:val="20"/>
+          <w:szCs w:val="20"/>
+        </w:rPr>
+        <w:t>trang</w:t>
+      </w:r>
+      <w:proofErr w:type="spellEnd"/>
+      <w:r>
+        <w:rPr>
+          <w:rFonts w:ascii="Times New Roman" w:hAnsi="Times New Roman"/>
+          <w:i/>
+          <w:sz w:val="20"/>
+          <w:szCs w:val="20"/>
+        </w:rPr>
+        <w:t xml:space="preserve"> </w:t>
+      </w:r>
+      <w:proofErr w:type="spellStart"/>
+      <w:r>
+        <w:rPr>
+          <w:rFonts w:ascii="Times New Roman" w:hAnsi="Times New Roman"/>
+          <w:i/>
+          <w:sz w:val="20"/>
+          <w:szCs w:val="20"/>
+        </w:rPr>
+        <w:t>nhất</w:t>
+      </w:r>
+      <w:proofErr w:type="spellEnd"/>
+      <w:r>
+        <w:rPr>
+          <w:rFonts w:ascii="Times New Roman" w:hAnsi="Times New Roman"/>
+          <w:i/>
+          <w:sz w:val="20"/>
+          <w:szCs w:val="20"/>
+        </w:rPr>
+        <w:t xml:space="preserve"> </w:t>
+      </w:r>
+      <w:proofErr w:type="spellStart"/>
+      <w:r>
+        <w:rPr>
+          <w:rFonts w:ascii="Times New Roman" w:hAnsi="Times New Roman"/>
+          <w:i/>
+          <w:sz w:val="20"/>
+          <w:szCs w:val="20"/>
+        </w:rPr>
+        <w:t>của</w:t>
+      </w:r>
+      <w:proofErr w:type="spellEnd"/>
+      <w:r>
+        <w:rPr>
+          <w:rFonts w:ascii="Times New Roman" w:hAnsi="Times New Roman"/>
+          <w:i/>
+          <w:sz w:val="20"/>
+          <w:szCs w:val="20"/>
+        </w:rPr>
+        <w:t xml:space="preserve"> </w:t>
+      </w:r>
+      <w:proofErr w:type="spellStart"/>
+      <w:r>
+        <w:rPr>
+          <w:rFonts w:ascii="Times New Roman" w:hAnsi="Times New Roman"/>
+          <w:i/>
+          <w:sz w:val="20"/>
+          <w:szCs w:val="20"/>
+        </w:rPr>
+        <w:t>bản</w:t>
+      </w:r>
+      <w:proofErr w:type="spellEnd"/>
+      <w:r>
+        <w:rPr>
+          <w:rFonts w:ascii="Times New Roman" w:hAnsi="Times New Roman"/>
+          <w:i/>
+          <w:sz w:val="20"/>
+          <w:szCs w:val="20"/>
+        </w:rPr>
+        <w:t xml:space="preserve"> </w:t>
+      </w:r>
+      <w:proofErr w:type="spellStart"/>
+      <w:r>
+        <w:rPr>
+          <w:rFonts w:ascii="Times New Roman" w:hAnsi="Times New Roman"/>
+          <w:i/>
+          <w:sz w:val="20"/>
+          <w:szCs w:val="20"/>
+        </w:rPr>
+        <w:t>thuyết</w:t>
+      </w:r>
+      <w:proofErr w:type="spellEnd"/>
+      <w:r>
+        <w:rPr>
+          <w:rFonts w:ascii="Times New Roman" w:hAnsi="Times New Roman"/>
+          <w:i/>
+          <w:sz w:val="20"/>
+          <w:szCs w:val="20"/>
+        </w:rPr>
+        <w:t xml:space="preserve"> </w:t>
+      </w:r>
+      <w:proofErr w:type="spellStart"/>
+      <w:r>
+        <w:rPr>
+          <w:rFonts w:ascii="Times New Roman" w:hAnsi="Times New Roman"/>
+          <w:i/>
+          <w:sz w:val="20"/>
+          <w:szCs w:val="20"/>
+        </w:rPr>
+        <w:t>trình</w:t>
+      </w:r>
+      <w:proofErr w:type="spellEnd"/>
     </w:p>
     <w:p>
       <w:pPr>
@@ -661,7 +974,17 @@
           <w:szCs w:val="24"/>
           <w:lang w:eastAsia="ja-JP"/>
         </w:rPr>
-        <w:t xml:space="preserve"> K</w:t>
+        <w:t xml:space="preserve"> </w:t>
+      </w:r>
+      <w:proofErr w:type="spellStart"/>
+      <w:r>
+        <w:rPr>
+          <w:rFonts w:ascii="Times New Roman" w:eastAsiaTheme="minorEastAsia" w:hAnsi="Times New Roman" w:hint="eastAsia"/>
+          <w:sz w:val="24"/>
+          <w:szCs w:val="24"/>
+          <w:lang w:eastAsia="ja-JP"/>
+        </w:rPr>
+        <w:t>K</w:t>
       </w:r>
       <w:r>
         <w:rPr>
@@ -672,6 +995,7 @@
         </w:rPr>
         <w:t>ĩ</w:t>
       </w:r>
+      <w:proofErr w:type="spellEnd"/>
       <w:r>
         <w:rPr>
           <w:rFonts w:ascii="Times New Roman" w:eastAsiaTheme="minorEastAsia" w:hAnsi="Times New Roman" w:hint="eastAsia"/>
@@ -679,7 +1003,17 @@
           <w:szCs w:val="24"/>
           <w:lang w:eastAsia="ja-JP"/>
         </w:rPr>
-        <w:t xml:space="preserve"> thu</w:t>
+        <w:t xml:space="preserve"> </w:t>
+      </w:r>
+      <w:proofErr w:type="spellStart"/>
+      <w:r>
+        <w:rPr>
+          <w:rFonts w:ascii="Times New Roman" w:eastAsiaTheme="minorEastAsia" w:hAnsi="Times New Roman" w:hint="eastAsia"/>
+          <w:sz w:val="24"/>
+          <w:szCs w:val="24"/>
+          <w:lang w:eastAsia="ja-JP"/>
+        </w:rPr>
+        <w:t>thu</w:t>
       </w:r>
       <w:r>
         <w:rPr>
@@ -697,8 +1031,29 @@
           <w:szCs w:val="24"/>
           <w:lang w:eastAsia="ja-JP"/>
         </w:rPr>
-        <w:t>t Ô tô</w:t>
-      </w:r>
+        <w:t>t</w:t>
+      </w:r>
+      <w:proofErr w:type="spellEnd"/>
+      <w:r>
+        <w:rPr>
+          <w:rFonts w:ascii="Times New Roman" w:eastAsiaTheme="minorEastAsia" w:hAnsi="Times New Roman" w:hint="eastAsia"/>
+          <w:sz w:val="24"/>
+          <w:szCs w:val="24"/>
+          <w:lang w:eastAsia="ja-JP"/>
+        </w:rPr>
+        <w:t xml:space="preserve"> Ô </w:t>
+      </w:r>
+      <w:proofErr w:type="spellStart"/>
+      <w:r>
+        <w:rPr>
+          <w:rFonts w:ascii="Times New Roman" w:eastAsiaTheme="minorEastAsia" w:hAnsi="Times New Roman" w:hint="eastAsia"/>
+          <w:sz w:val="24"/>
+          <w:szCs w:val="24"/>
+          <w:lang w:eastAsia="ja-JP"/>
+        </w:rPr>
+        <w:t>tô</w:t>
+      </w:r>
+      <w:proofErr w:type="spellEnd"/>
       <w:r>
         <w:rPr>
           <w:rFonts w:ascii="Times New Roman" w:hAnsi="Times New Roman"/>
@@ -797,7 +1152,167 @@
           <w:sz w:val="24"/>
           <w:szCs w:val="24"/>
         </w:rPr>
-        <w:t>. Đầu đề luận văn/ đồ án tốt nghiệp:</w:t>
+        <w:t xml:space="preserve">. </w:t>
+      </w:r>
+      <w:proofErr w:type="spellStart"/>
+      <w:r>
+        <w:rPr>
+          <w:rFonts w:ascii="Times New Roman" w:hAnsi="Times New Roman"/>
+          <w:b/>
+          <w:sz w:val="24"/>
+          <w:szCs w:val="24"/>
+        </w:rPr>
+        <w:t>Đầu</w:t>
+      </w:r>
+      <w:proofErr w:type="spellEnd"/>
+      <w:r>
+        <w:rPr>
+          <w:rFonts w:ascii="Times New Roman" w:hAnsi="Times New Roman"/>
+          <w:b/>
+          <w:sz w:val="24"/>
+          <w:szCs w:val="24"/>
+        </w:rPr>
+        <w:t xml:space="preserve"> </w:t>
+      </w:r>
+      <w:proofErr w:type="spellStart"/>
+      <w:r>
+        <w:rPr>
+          <w:rFonts w:ascii="Times New Roman" w:hAnsi="Times New Roman"/>
+          <w:b/>
+          <w:sz w:val="24"/>
+          <w:szCs w:val="24"/>
+        </w:rPr>
+        <w:t>đề</w:t>
+      </w:r>
+      <w:proofErr w:type="spellEnd"/>
+      <w:r>
+        <w:rPr>
+          <w:rFonts w:ascii="Times New Roman" w:hAnsi="Times New Roman"/>
+          <w:b/>
+          <w:sz w:val="24"/>
+          <w:szCs w:val="24"/>
+        </w:rPr>
+        <w:t xml:space="preserve"> </w:t>
+      </w:r>
+      <w:proofErr w:type="spellStart"/>
+      <w:r>
+        <w:rPr>
+          <w:rFonts w:ascii="Times New Roman" w:hAnsi="Times New Roman"/>
+          <w:b/>
+          <w:sz w:val="24"/>
+          <w:szCs w:val="24"/>
+        </w:rPr>
+        <w:t>luận</w:t>
+      </w:r>
+      <w:proofErr w:type="spellEnd"/>
+      <w:r>
+        <w:rPr>
+          <w:rFonts w:ascii="Times New Roman" w:hAnsi="Times New Roman"/>
+          <w:b/>
+          <w:sz w:val="24"/>
+          <w:szCs w:val="24"/>
+        </w:rPr>
+        <w:t xml:space="preserve"> </w:t>
+      </w:r>
+      <w:proofErr w:type="spellStart"/>
+      <w:r>
+        <w:rPr>
+          <w:rFonts w:ascii="Times New Roman" w:hAnsi="Times New Roman"/>
+          <w:b/>
+          <w:sz w:val="24"/>
+          <w:szCs w:val="24"/>
+        </w:rPr>
+        <w:t>văn</w:t>
+      </w:r>
+      <w:proofErr w:type="spellEnd"/>
+      <w:r>
+        <w:rPr>
+          <w:rFonts w:ascii="Times New Roman" w:hAnsi="Times New Roman"/>
+          <w:b/>
+          <w:sz w:val="24"/>
+          <w:szCs w:val="24"/>
+        </w:rPr>
+        <w:t xml:space="preserve">/ </w:t>
+      </w:r>
+      <w:proofErr w:type="spellStart"/>
+      <w:r>
+        <w:rPr>
+          <w:rFonts w:ascii="Times New Roman" w:hAnsi="Times New Roman"/>
+          <w:b/>
+          <w:sz w:val="24"/>
+          <w:szCs w:val="24"/>
+        </w:rPr>
+        <w:t>đồ</w:t>
+      </w:r>
+      <w:proofErr w:type="spellEnd"/>
+      <w:r>
+        <w:rPr>
+          <w:rFonts w:ascii="Times New Roman" w:hAnsi="Times New Roman"/>
+          <w:b/>
+          <w:sz w:val="24"/>
+          <w:szCs w:val="24"/>
+        </w:rPr>
+        <w:t xml:space="preserve"> </w:t>
+      </w:r>
+      <w:proofErr w:type="spellStart"/>
+      <w:r>
+        <w:rPr>
+          <w:rFonts w:ascii="Times New Roman" w:hAnsi="Times New Roman"/>
+          <w:b/>
+          <w:sz w:val="24"/>
+          <w:szCs w:val="24"/>
+        </w:rPr>
+        <w:t>án</w:t>
+      </w:r>
+      <w:proofErr w:type="spellEnd"/>
+      <w:r>
+        <w:rPr>
+          <w:rFonts w:ascii="Times New Roman" w:hAnsi="Times New Roman"/>
+          <w:b/>
+          <w:sz w:val="24"/>
+          <w:szCs w:val="24"/>
+        </w:rPr>
+        <w:t xml:space="preserve"> </w:t>
+      </w:r>
+      <w:proofErr w:type="spellStart"/>
+      <w:r>
+        <w:rPr>
+          <w:rFonts w:ascii="Times New Roman" w:hAnsi="Times New Roman"/>
+          <w:b/>
+          <w:sz w:val="24"/>
+          <w:szCs w:val="24"/>
+        </w:rPr>
+        <w:t>tốt</w:t>
+      </w:r>
+      <w:proofErr w:type="spellEnd"/>
+      <w:r>
+        <w:rPr>
+          <w:rFonts w:ascii="Times New Roman" w:hAnsi="Times New Roman"/>
+          <w:b/>
+          <w:sz w:val="24"/>
+          <w:szCs w:val="24"/>
+        </w:rPr>
+        <w:t xml:space="preserve"> </w:t>
+      </w:r>
+      <w:proofErr w:type="spellStart"/>
+      <w:r>
+        <w:rPr>
+          <w:rFonts w:ascii="Times New Roman" w:hAnsi="Times New Roman"/>
+          <w:b/>
+          <w:sz w:val="24"/>
+          <w:szCs w:val="24"/>
+        </w:rPr>
+        <w:t>nghiệp</w:t>
+      </w:r>
+      <w:proofErr w:type="spellEnd"/>
+      <w:r>
+        <w:rPr>
+          <w:rFonts w:ascii="Times New Roman" w:hAnsi="Times New Roman"/>
+          <w:b/>
+          <w:sz w:val="24"/>
+          <w:szCs w:val="24"/>
+        </w:rPr>
+        <w:t>:</w:t>
       </w:r>
       <w:r>
         <w:rPr>
@@ -809,6 +1324,7 @@
         </w:rPr>
         <w:t xml:space="preserve"> </w:t>
       </w:r>
+      <w:proofErr w:type="spellStart"/>
       <w:r>
         <w:rPr>
           <w:rFonts w:ascii="Times New Roman" w:eastAsiaTheme="minorEastAsia" w:hAnsi="Times New Roman"/>
@@ -817,27 +1333,82 @@
           <w:szCs w:val="24"/>
           <w:lang w:eastAsia="ja-JP"/>
         </w:rPr>
-        <w:t>Thiết kế Ch</w:t>
-      </w:r>
+        <w:t>Thiết</w:t>
+      </w:r>
+      <w:proofErr w:type="spellEnd"/>
       <w:r>
         <w:rPr>
           <w:rFonts w:ascii="Times New Roman" w:eastAsiaTheme="minorEastAsia" w:hAnsi="Times New Roman"/>
           <w:bCs/>
           <w:sz w:val="24"/>
           <w:szCs w:val="24"/>
-          <w:lang w:val="vi-VN" w:eastAsia="ja-JP"/>
-        </w:rPr>
-        <w:t xml:space="preserve">ương trình điều khiển </w:t>
-      </w:r>
+          <w:lang w:eastAsia="ja-JP"/>
+        </w:rPr>
+        <w:t xml:space="preserve"> </w:t>
+      </w:r>
+      <w:proofErr w:type="spellStart"/>
       <w:r>
         <w:rPr>
           <w:rFonts w:ascii="Times New Roman" w:eastAsiaTheme="minorEastAsia" w:hAnsi="Times New Roman"/>
           <w:bCs/>
           <w:sz w:val="24"/>
           <w:szCs w:val="24"/>
+          <w:lang w:eastAsia="ja-JP"/>
+        </w:rPr>
+        <w:t>kế</w:t>
+      </w:r>
+      <w:proofErr w:type="spellEnd"/>
+      <w:r>
+        <w:rPr>
+          <w:rFonts w:ascii="Times New Roman" w:eastAsiaTheme="minorEastAsia" w:hAnsi="Times New Roman"/>
+          <w:bCs/>
+          <w:sz w:val="24"/>
+          <w:szCs w:val="24"/>
+          <w:lang w:eastAsia="ja-JP"/>
+        </w:rPr>
+        <w:t xml:space="preserve"> Ch</w:t>
+      </w:r>
+      <w:r>
+        <w:rPr>
+          <w:rFonts w:ascii="Times New Roman" w:eastAsiaTheme="minorEastAsia" w:hAnsi="Times New Roman"/>
+          <w:bCs/>
+          <w:sz w:val="24"/>
+          <w:szCs w:val="24"/>
           <w:lang w:val="vi-VN" w:eastAsia="ja-JP"/>
         </w:rPr>
-        <w:t>và giám sát vận hành từ xa cho Robot địa hình 6x6.</w:t>
+        <w:t xml:space="preserve">ương trình điều khiển </w:t>
+      </w:r>
+      <w:r>
+        <w:rPr>
+          <w:rFonts w:ascii="Times New Roman" w:eastAsiaTheme="minorEastAsia" w:hAnsi="Times New Roman"/>
+          <w:bCs/>
+          <w:sz w:val="24"/>
+          <w:szCs w:val="24"/>
+          <w:lang w:val="vi-VN" w:eastAsia="ja-JP"/>
+        </w:rPr>
+        <w:t xml:space="preserve">và giám sát vận hành từ xa cho </w:t>
+      </w:r>
+      <w:proofErr w:type="spellStart"/>
+      <w:r>
+        <w:rPr>
+          <w:rFonts w:ascii="Times New Roman" w:eastAsiaTheme="minorEastAsia" w:hAnsi="Times New Roman"/>
+          <w:bCs/>
+          <w:sz w:val="24"/>
+          <w:szCs w:val="24"/>
+          <w:lang w:val="vi-VN" w:eastAsia="ja-JP"/>
+        </w:rPr>
+        <w:t>Robot</w:t>
+      </w:r>
+      <w:proofErr w:type="spellEnd"/>
+      <w:r>
+        <w:rPr>
+          <w:rFonts w:ascii="Times New Roman" w:eastAsiaTheme="minorEastAsia" w:hAnsi="Times New Roman"/>
+          <w:bCs/>
+          <w:sz w:val="24"/>
+          <w:szCs w:val="24"/>
+          <w:lang w:val="vi-VN" w:eastAsia="ja-JP"/>
+        </w:rPr>
+        <w:t xml:space="preserve"> địa hình 6x6.</w:t>
       </w:r>
     </w:p>
     <w:p>
@@ -880,7 +1451,207 @@
           <w:sz w:val="24"/>
           <w:szCs w:val="24"/>
         </w:rPr>
-        <w:t>2. Nhiệm vụ (yêu cầu về nội dung và số liệu ban đầu):</w:t>
+        <w:t xml:space="preserve">2. </w:t>
+      </w:r>
+      <w:proofErr w:type="spellStart"/>
+      <w:r>
+        <w:rPr>
+          <w:rFonts w:ascii="Times New Roman" w:hAnsi="Times New Roman"/>
+          <w:b/>
+          <w:sz w:val="24"/>
+          <w:szCs w:val="24"/>
+        </w:rPr>
+        <w:t>Nhiệm</w:t>
+      </w:r>
+      <w:proofErr w:type="spellEnd"/>
+      <w:r>
+        <w:rPr>
+          <w:rFonts w:ascii="Times New Roman" w:hAnsi="Times New Roman"/>
+          <w:b/>
+          <w:sz w:val="24"/>
+          <w:szCs w:val="24"/>
+        </w:rPr>
+        <w:t xml:space="preserve"> </w:t>
+      </w:r>
+      <w:proofErr w:type="spellStart"/>
+      <w:r>
+        <w:rPr>
+          <w:rFonts w:ascii="Times New Roman" w:hAnsi="Times New Roman"/>
+          <w:b/>
+          <w:sz w:val="24"/>
+          <w:szCs w:val="24"/>
+        </w:rPr>
+        <w:t>vụ</w:t>
+      </w:r>
+      <w:proofErr w:type="spellEnd"/>
+      <w:r>
+        <w:rPr>
+          <w:rFonts w:ascii="Times New Roman" w:hAnsi="Times New Roman"/>
+          <w:b/>
+          <w:sz w:val="24"/>
+          <w:szCs w:val="24"/>
+        </w:rPr>
+        <w:t xml:space="preserve"> (</w:t>
+      </w:r>
+      <w:proofErr w:type="spellStart"/>
+      <w:r>
+        <w:rPr>
+          <w:rFonts w:ascii="Times New Roman" w:hAnsi="Times New Roman"/>
+          <w:b/>
+          <w:sz w:val="24"/>
+          <w:szCs w:val="24"/>
+        </w:rPr>
+        <w:t>yêu</w:t>
+      </w:r>
+      <w:proofErr w:type="spellEnd"/>
+      <w:r>
+        <w:rPr>
+          <w:rFonts w:ascii="Times New Roman" w:hAnsi="Times New Roman"/>
+          <w:b/>
+          <w:sz w:val="24"/>
+          <w:szCs w:val="24"/>
+        </w:rPr>
+        <w:t xml:space="preserve"> </w:t>
+      </w:r>
+      <w:proofErr w:type="spellStart"/>
+      <w:r>
+        <w:rPr>
+          <w:rFonts w:ascii="Times New Roman" w:hAnsi="Times New Roman"/>
+          <w:b/>
+          <w:sz w:val="24"/>
+          <w:szCs w:val="24"/>
+        </w:rPr>
+        <w:t>cầu</w:t>
+      </w:r>
+      <w:proofErr w:type="spellEnd"/>
+      <w:r>
+        <w:rPr>
+          <w:rFonts w:ascii="Times New Roman" w:hAnsi="Times New Roman"/>
+          <w:b/>
+          <w:sz w:val="24"/>
+          <w:szCs w:val="24"/>
+        </w:rPr>
+        <w:t xml:space="preserve"> </w:t>
+      </w:r>
+      <w:proofErr w:type="spellStart"/>
+      <w:r>
+        <w:rPr>
+          <w:rFonts w:ascii="Times New Roman" w:hAnsi="Times New Roman"/>
+          <w:b/>
+          <w:sz w:val="24"/>
+          <w:szCs w:val="24"/>
+        </w:rPr>
+        <w:t>về</w:t>
+      </w:r>
+      <w:proofErr w:type="spellEnd"/>
+      <w:r>
+        <w:rPr>
+          <w:rFonts w:ascii="Times New Roman" w:hAnsi="Times New Roman"/>
+          <w:b/>
+          <w:sz w:val="24"/>
+          <w:szCs w:val="24"/>
+        </w:rPr>
+        <w:t xml:space="preserve"> </w:t>
+      </w:r>
+      <w:proofErr w:type="spellStart"/>
+      <w:r>
+        <w:rPr>
+          <w:rFonts w:ascii="Times New Roman" w:hAnsi="Times New Roman"/>
+          <w:b/>
+          <w:sz w:val="24"/>
+          <w:szCs w:val="24"/>
+        </w:rPr>
+        <w:t>nội</w:t>
+      </w:r>
+      <w:proofErr w:type="spellEnd"/>
+      <w:r>
+        <w:rPr>
+          <w:rFonts w:ascii="Times New Roman" w:hAnsi="Times New Roman"/>
+          <w:b/>
+          <w:sz w:val="24"/>
+          <w:szCs w:val="24"/>
+        </w:rPr>
+        <w:t xml:space="preserve"> dung </w:t>
+      </w:r>
+      <w:proofErr w:type="spellStart"/>
+      <w:r>
+        <w:rPr>
+          <w:rFonts w:ascii="Times New Roman" w:hAnsi="Times New Roman"/>
+          <w:b/>
+          <w:sz w:val="24"/>
+          <w:szCs w:val="24"/>
+        </w:rPr>
+        <w:t>và</w:t>
+      </w:r>
+      <w:proofErr w:type="spellEnd"/>
+      <w:r>
+        <w:rPr>
+          <w:rFonts w:ascii="Times New Roman" w:hAnsi="Times New Roman"/>
+          <w:b/>
+          <w:sz w:val="24"/>
+          <w:szCs w:val="24"/>
+        </w:rPr>
+        <w:t xml:space="preserve"> </w:t>
+      </w:r>
+      <w:proofErr w:type="spellStart"/>
+      <w:r>
+        <w:rPr>
+          <w:rFonts w:ascii="Times New Roman" w:hAnsi="Times New Roman"/>
+          <w:b/>
+          <w:sz w:val="24"/>
+          <w:szCs w:val="24"/>
+        </w:rPr>
+        <w:t>số</w:t>
+      </w:r>
+      <w:proofErr w:type="spellEnd"/>
+      <w:r>
+        <w:rPr>
+          <w:rFonts w:ascii="Times New Roman" w:hAnsi="Times New Roman"/>
+          <w:b/>
+          <w:sz w:val="24"/>
+          <w:szCs w:val="24"/>
+        </w:rPr>
+        <w:t xml:space="preserve"> </w:t>
+      </w:r>
+      <w:proofErr w:type="spellStart"/>
+      <w:r>
+        <w:rPr>
+          <w:rFonts w:ascii="Times New Roman" w:hAnsi="Times New Roman"/>
+          <w:b/>
+          <w:sz w:val="24"/>
+          <w:szCs w:val="24"/>
+        </w:rPr>
+        <w:t>liệu</w:t>
+      </w:r>
+      <w:proofErr w:type="spellEnd"/>
+      <w:r>
+        <w:rPr>
+          <w:rFonts w:ascii="Times New Roman" w:hAnsi="Times New Roman"/>
+          <w:b/>
+          <w:sz w:val="24"/>
+          <w:szCs w:val="24"/>
+        </w:rPr>
+        <w:t xml:space="preserve"> ban </w:t>
+      </w:r>
+      <w:proofErr w:type="spellStart"/>
+      <w:r>
+        <w:rPr>
+          <w:rFonts w:ascii="Times New Roman" w:hAnsi="Times New Roman"/>
+          <w:b/>
+          <w:sz w:val="24"/>
+          <w:szCs w:val="24"/>
+        </w:rPr>
+        <w:t>đầu</w:t>
+      </w:r>
+      <w:proofErr w:type="spellEnd"/>
+      <w:r>
+        <w:rPr>
+          <w:rFonts w:ascii="Times New Roman" w:hAnsi="Times New Roman"/>
+          <w:b/>
+          <w:sz w:val="24"/>
+          <w:szCs w:val="24"/>
+        </w:rPr>
+        <w:t>):</w:t>
       </w:r>
     </w:p>
     <w:p>
@@ -1070,7 +1841,6 @@
           <w:tab w:val="left" w:pos="1980"/>
           <w:tab w:val="left" w:leader="dot" w:pos="10080"/>
         </w:tabs>
-        <w:spacing w:before="240"/>
         <w:ind w:left="1440"/>
         <w:rPr>
           <w:rFonts w:eastAsia="MS Mincho"/>
@@ -1088,6 +1858,7 @@
         </w:rPr>
         <w:t>Đ</w:t>
       </w:r>
+      <w:proofErr w:type="spellStart"/>
       <w:r>
         <w:rPr>
           <w:rFonts w:eastAsia="MS Mincho"/>
@@ -1095,7 +1866,64 @@
           <w:szCs w:val="24"/>
           <w:lang w:val="vi-VN" w:eastAsia="ja-JP"/>
         </w:rPr>
-        <w:t>iều khiển tốc độ và hướng, có thể lựa chọn điều khiển qua 1 trong 3 phương thức sau: Tay cầm RC, Giao diện điều khiển WebServer, Tay cầm (ESP-NOW).</w:t>
+        <w:t>iều</w:t>
+      </w:r>
+      <w:proofErr w:type="spellEnd"/>
+      <w:r>
+        <w:rPr>
+          <w:rFonts w:eastAsia="MS Mincho"/>
+          <w:sz w:val="24"/>
+          <w:szCs w:val="24"/>
+          <w:lang w:val="vi-VN" w:eastAsia="ja-JP"/>
+        </w:rPr>
+        <w:t xml:space="preserve"> khiển tốc độ và hướng, có thể lựa chọn điều khiển qua 1 trong 3 </w:t>
+      </w:r>
+      <w:r>
+        <w:rPr>
+          <w:rFonts w:eastAsia="MS Mincho"/>
+          <w:sz w:val="24"/>
+          <w:szCs w:val="24"/>
+          <w:lang w:val="vi-VN" w:eastAsia="ja-JP"/>
+        </w:rPr>
+        <w:t>nguồ</w:t>
+      </w:r>
+      <w:r>
+        <w:rPr>
+          <w:rFonts w:eastAsia="MS Mincho" w:hint="eastAsia"/>
+          <w:sz w:val="24"/>
+          <w:szCs w:val="24"/>
+          <w:lang w:val="vi-VN" w:eastAsia="ja-JP"/>
+        </w:rPr>
+        <w:t>n</w:t>
+      </w:r>
+      <w:r>
+        <w:rPr>
+          <w:rFonts w:eastAsia="MS Mincho"/>
+          <w:sz w:val="24"/>
+          <w:szCs w:val="24"/>
+          <w:lang w:val="vi-VN" w:eastAsia="ja-JP"/>
+        </w:rPr>
+        <w:t xml:space="preserve"> sau: Tay cầm RC, Giao diện điều khiển </w:t>
+      </w:r>
+      <w:proofErr w:type="spellStart"/>
+      <w:r>
+        <w:rPr>
+          <w:rFonts w:eastAsia="MS Mincho"/>
+          <w:sz w:val="24"/>
+          <w:szCs w:val="24"/>
+          <w:lang w:val="vi-VN" w:eastAsia="ja-JP"/>
+        </w:rPr>
+        <w:t>WebServer</w:t>
+      </w:r>
+      <w:proofErr w:type="spellEnd"/>
+      <w:r>
+        <w:rPr>
+          <w:rFonts w:eastAsia="MS Mincho"/>
+          <w:sz w:val="24"/>
+          <w:szCs w:val="24"/>
+          <w:lang w:val="vi-VN" w:eastAsia="ja-JP"/>
+        </w:rPr>
+        <w:t>, Tay cầm (ESP-NOW).</w:t>
       </w:r>
     </w:p>
     <w:p>
@@ -1134,7 +1962,27 @@
           <w:szCs w:val="24"/>
           <w:lang w:val="vi-VN" w:eastAsia="ja-JP"/>
         </w:rPr>
-        <w:t xml:space="preserve"> cấu hình điều khiển, tốc độ 6 bánh xe, trạng thái vận hành như là: tiến, lùi, đứng yên, tiến trái, tiến phải, xoay vòng trái, xoay vòng phải, lùi trái, lùi phải từ xa thông qua WebServer và Tay cầm (ESP-NOW).</w:t>
+        <w:t xml:space="preserve"> cấu hình điều khiển, tốc độ 6 bánh xe, trạng thái vận hành như là: tiến, lùi, đứng yên, tiến trái, tiến phải, xoay vòng trái, xoay vòng phải, lùi trái, lùi phải từ xa thông qua </w:t>
+      </w:r>
+      <w:proofErr w:type="spellStart"/>
+      <w:r>
+        <w:rPr>
+          <w:rFonts w:eastAsia="MS Mincho"/>
+          <w:sz w:val="24"/>
+          <w:szCs w:val="24"/>
+          <w:lang w:val="vi-VN" w:eastAsia="ja-JP"/>
+        </w:rPr>
+        <w:t>WebServer</w:t>
+      </w:r>
+      <w:proofErr w:type="spellEnd"/>
+      <w:r>
+        <w:rPr>
+          <w:rFonts w:eastAsia="MS Mincho"/>
+          <w:sz w:val="24"/>
+          <w:szCs w:val="24"/>
+          <w:lang w:val="vi-VN" w:eastAsia="ja-JP"/>
+        </w:rPr>
+        <w:t xml:space="preserve"> và Tay cầm (ESP-NOW).</w:t>
       </w:r>
     </w:p>
     <w:p>
@@ -1332,7 +2180,27 @@
           <w:szCs w:val="24"/>
           <w:lang w:val="vi-VN" w:eastAsia="ja-JP"/>
         </w:rPr>
-        <w:t>ử dụng 2 core xử lý trên ESP32.</w:t>
+        <w:t xml:space="preserve">ử dụng 2 </w:t>
+      </w:r>
+      <w:proofErr w:type="spellStart"/>
+      <w:r>
+        <w:rPr>
+          <w:rFonts w:eastAsia="MS Mincho"/>
+          <w:sz w:val="24"/>
+          <w:szCs w:val="24"/>
+          <w:lang w:val="vi-VN" w:eastAsia="ja-JP"/>
+        </w:rPr>
+        <w:t>core</w:t>
+      </w:r>
+      <w:proofErr w:type="spellEnd"/>
+      <w:r>
+        <w:rPr>
+          <w:rFonts w:eastAsia="MS Mincho"/>
+          <w:sz w:val="24"/>
+          <w:szCs w:val="24"/>
+          <w:lang w:val="vi-VN" w:eastAsia="ja-JP"/>
+        </w:rPr>
+        <w:t xml:space="preserve"> xử lý trên ESP32.</w:t>
       </w:r>
     </w:p>
     <w:p>
@@ -1364,6 +2232,7 @@
         </w:rPr>
         <w:t>RTOS quản lý các tác vụ và giao tiếp gi</w:t>
       </w:r>
+      <w:proofErr w:type="spellStart"/>
       <w:r>
         <w:rPr>
           <w:rFonts w:eastAsia="MS Mincho"/>
@@ -1371,7 +2240,37 @@
           <w:szCs w:val="24"/>
           <w:lang w:val="vi-VN" w:eastAsia="ja-JP"/>
         </w:rPr>
-        <w:t>ữa các core xử lý trên ESP32.</w:t>
+        <w:t>ữa</w:t>
+      </w:r>
+      <w:proofErr w:type="spellEnd"/>
+      <w:r>
+        <w:rPr>
+          <w:rFonts w:eastAsia="MS Mincho"/>
+          <w:sz w:val="24"/>
+          <w:szCs w:val="24"/>
+          <w:lang w:val="vi-VN" w:eastAsia="ja-JP"/>
+        </w:rPr>
+        <w:t xml:space="preserve"> các </w:t>
+      </w:r>
+      <w:proofErr w:type="spellStart"/>
+      <w:r>
+        <w:rPr>
+          <w:rFonts w:eastAsia="MS Mincho"/>
+          <w:sz w:val="24"/>
+          <w:szCs w:val="24"/>
+          <w:lang w:val="vi-VN" w:eastAsia="ja-JP"/>
+        </w:rPr>
+        <w:t>core</w:t>
+      </w:r>
+      <w:proofErr w:type="spellEnd"/>
+      <w:r>
+        <w:rPr>
+          <w:rFonts w:eastAsia="MS Mincho"/>
+          <w:sz w:val="24"/>
+          <w:szCs w:val="24"/>
+          <w:lang w:val="vi-VN" w:eastAsia="ja-JP"/>
+        </w:rPr>
+        <w:t xml:space="preserve"> xử lý trên ESP32.</w:t>
       </w:r>
     </w:p>
     <w:p>
@@ -1403,6 +2302,7 @@
         </w:rPr>
         <w:t>OOP xây d</w:t>
       </w:r>
+      <w:proofErr w:type="spellStart"/>
       <w:r>
         <w:rPr>
           <w:rFonts w:eastAsia="MS Mincho"/>
@@ -1410,7 +2310,17 @@
           <w:szCs w:val="24"/>
           <w:lang w:val="vi-VN" w:eastAsia="ja-JP"/>
         </w:rPr>
-        <w:t>ựng cấu trúc phân lớp để quản lý các dữ liệu điều khiển.</w:t>
+        <w:t>ựng</w:t>
+      </w:r>
+      <w:proofErr w:type="spellEnd"/>
+      <w:r>
+        <w:rPr>
+          <w:rFonts w:eastAsia="MS Mincho"/>
+          <w:sz w:val="24"/>
+          <w:szCs w:val="24"/>
+          <w:lang w:val="vi-VN" w:eastAsia="ja-JP"/>
+        </w:rPr>
+        <w:t xml:space="preserve"> cấu trúc phân lớp để quản lý các dữ liệu điều khiển.</w:t>
       </w:r>
     </w:p>
     <w:p>
@@ -1485,7 +2395,17 @@
           <w:szCs w:val="24"/>
           <w:lang w:eastAsia="ja-JP"/>
         </w:rPr>
-        <w:t>iệu quả: Đảm bảo tính th</w:t>
+        <w:t xml:space="preserve">iệu quả: Đảm bảo tính </w:t>
+      </w:r>
+      <w:proofErr w:type="spellStart"/>
+      <w:r>
+        <w:rPr>
+          <w:rFonts w:eastAsia="MS Mincho"/>
+          <w:sz w:val="24"/>
+          <w:szCs w:val="24"/>
+          <w:lang w:eastAsia="ja-JP"/>
+        </w:rPr>
+        <w:t>th</w:t>
       </w:r>
       <w:r>
         <w:rPr>
@@ -1494,7 +2414,57 @@
           <w:szCs w:val="24"/>
           <w:lang w:val="vi-VN" w:eastAsia="ja-JP"/>
         </w:rPr>
-        <w:t>ời gian thực, chu kì điều khiển ở mức 20 ms (50 Hz) duy trì chính xác, không bị trễ hay gián đoạn bởi các tác vụ</w:t>
+        <w:t>ời</w:t>
+      </w:r>
+      <w:proofErr w:type="spellEnd"/>
+      <w:r>
+        <w:rPr>
+          <w:rFonts w:eastAsia="MS Mincho"/>
+          <w:sz w:val="24"/>
+          <w:szCs w:val="24"/>
+          <w:lang w:val="vi-VN" w:eastAsia="ja-JP"/>
+        </w:rPr>
+        <w:t xml:space="preserve"> gian thực, chu kì điều khiển ở mức 20 </w:t>
+      </w:r>
+      <w:proofErr w:type="spellStart"/>
+      <w:r>
+        <w:rPr>
+          <w:rFonts w:eastAsia="MS Mincho"/>
+          <w:sz w:val="24"/>
+          <w:szCs w:val="24"/>
+          <w:lang w:val="vi-VN" w:eastAsia="ja-JP"/>
+        </w:rPr>
+        <w:t>ms</w:t>
+      </w:r>
+      <w:proofErr w:type="spellEnd"/>
+      <w:r>
+        <w:rPr>
+          <w:rFonts w:eastAsia="MS Mincho"/>
+          <w:sz w:val="24"/>
+          <w:szCs w:val="24"/>
+          <w:lang w:val="vi-VN" w:eastAsia="ja-JP"/>
+        </w:rPr>
+        <w:t xml:space="preserve"> (50 </w:t>
+      </w:r>
+      <w:proofErr w:type="spellStart"/>
+      <w:r>
+        <w:rPr>
+          <w:rFonts w:eastAsia="MS Mincho"/>
+          <w:sz w:val="24"/>
+          <w:szCs w:val="24"/>
+          <w:lang w:val="vi-VN" w:eastAsia="ja-JP"/>
+        </w:rPr>
+        <w:t>Hz</w:t>
+      </w:r>
+      <w:proofErr w:type="spellEnd"/>
+      <w:r>
+        <w:rPr>
+          <w:rFonts w:eastAsia="MS Mincho"/>
+          <w:sz w:val="24"/>
+          <w:szCs w:val="24"/>
+          <w:lang w:val="vi-VN" w:eastAsia="ja-JP"/>
+        </w:rPr>
+        <w:t>) duy trì chính xác, không bị trễ hay gián đoạn bởi các tác vụ</w:t>
       </w:r>
       <w:r>
         <w:rPr>
@@ -1640,7 +2610,17 @@
           <w:szCs w:val="24"/>
           <w:lang w:eastAsia="ja-JP"/>
         </w:rPr>
-        <w:t xml:space="preserve"> T.S. Tr</w:t>
+        <w:t xml:space="preserve"> T.S. </w:t>
+      </w:r>
+      <w:proofErr w:type="spellStart"/>
+      <w:r>
+        <w:rPr>
+          <w:rFonts w:ascii="Times New Roman" w:eastAsiaTheme="minorEastAsia" w:hAnsi="Times New Roman" w:hint="eastAsia"/>
+          <w:sz w:val="24"/>
+          <w:szCs w:val="24"/>
+          <w:lang w:eastAsia="ja-JP"/>
+        </w:rPr>
+        <w:t>Tr</w:t>
       </w:r>
       <w:r>
         <w:rPr>
@@ -1658,7 +2638,37 @@
           <w:szCs w:val="24"/>
           <w:lang w:eastAsia="ja-JP"/>
         </w:rPr>
-        <w:t>n Đăng Long</w:t>
+        <w:t>n</w:t>
+      </w:r>
+      <w:proofErr w:type="spellEnd"/>
+      <w:r>
+        <w:rPr>
+          <w:rFonts w:ascii="Times New Roman" w:eastAsiaTheme="minorEastAsia" w:hAnsi="Times New Roman" w:hint="eastAsia"/>
+          <w:sz w:val="24"/>
+          <w:szCs w:val="24"/>
+          <w:lang w:eastAsia="ja-JP"/>
+        </w:rPr>
+        <w:t xml:space="preserve"> </w:t>
+      </w:r>
+      <w:proofErr w:type="spellStart"/>
+      <w:r>
+        <w:rPr>
+          <w:rFonts w:ascii="Times New Roman" w:eastAsiaTheme="minorEastAsia" w:hAnsi="Times New Roman" w:hint="eastAsia"/>
+          <w:sz w:val="24"/>
+          <w:szCs w:val="24"/>
+          <w:lang w:eastAsia="ja-JP"/>
+        </w:rPr>
+        <w:t>Đăng</w:t>
+      </w:r>
+      <w:proofErr w:type="spellEnd"/>
+      <w:r>
+        <w:rPr>
+          <w:rFonts w:ascii="Times New Roman" w:eastAsiaTheme="minorEastAsia" w:hAnsi="Times New Roman" w:hint="eastAsia"/>
+          <w:sz w:val="24"/>
+          <w:szCs w:val="24"/>
+          <w:lang w:eastAsia="ja-JP"/>
+        </w:rPr>
+        <w:t xml:space="preserve"> Long</w:t>
       </w:r>
       <w:r>
         <w:rPr>
@@ -1697,13 +2707,167 @@
           <w:szCs w:val="24"/>
         </w:rPr>
       </w:pPr>
-      <w:r>
-        <w:rPr>
-          <w:rFonts w:ascii="Times New Roman" w:hAnsi="Times New Roman"/>
-          <w:sz w:val="24"/>
-          <w:szCs w:val="24"/>
-        </w:rPr>
-        <w:t>Nội dung và yêu cầu LVTN/ ĐATN đã được thông qua Bộ môn.</w:t>
+      <w:proofErr w:type="spellStart"/>
+      <w:r>
+        <w:rPr>
+          <w:rFonts w:ascii="Times New Roman" w:hAnsi="Times New Roman"/>
+          <w:sz w:val="24"/>
+          <w:szCs w:val="24"/>
+        </w:rPr>
+        <w:t>Nội</w:t>
+      </w:r>
+      <w:proofErr w:type="spellEnd"/>
+      <w:r>
+        <w:rPr>
+          <w:rFonts w:ascii="Times New Roman" w:hAnsi="Times New Roman"/>
+          <w:sz w:val="24"/>
+          <w:szCs w:val="24"/>
+        </w:rPr>
+        <w:t xml:space="preserve"> dung </w:t>
+      </w:r>
+      <w:proofErr w:type="spellStart"/>
+      <w:r>
+        <w:rPr>
+          <w:rFonts w:ascii="Times New Roman" w:hAnsi="Times New Roman"/>
+          <w:sz w:val="24"/>
+          <w:szCs w:val="24"/>
+        </w:rPr>
+        <w:t>và</w:t>
+      </w:r>
+      <w:proofErr w:type="spellEnd"/>
+      <w:r>
+        <w:rPr>
+          <w:rFonts w:ascii="Times New Roman" w:hAnsi="Times New Roman"/>
+          <w:sz w:val="24"/>
+          <w:szCs w:val="24"/>
+        </w:rPr>
+        <w:t xml:space="preserve"> </w:t>
+      </w:r>
+      <w:proofErr w:type="spellStart"/>
+      <w:r>
+        <w:rPr>
+          <w:rFonts w:ascii="Times New Roman" w:hAnsi="Times New Roman"/>
+          <w:sz w:val="24"/>
+          <w:szCs w:val="24"/>
+        </w:rPr>
+        <w:t>yêu</w:t>
+      </w:r>
+      <w:proofErr w:type="spellEnd"/>
+      <w:r>
+        <w:rPr>
+          <w:rFonts w:ascii="Times New Roman" w:hAnsi="Times New Roman"/>
+          <w:sz w:val="24"/>
+          <w:szCs w:val="24"/>
+        </w:rPr>
+        <w:t xml:space="preserve"> </w:t>
+      </w:r>
+      <w:proofErr w:type="spellStart"/>
+      <w:r>
+        <w:rPr>
+          <w:rFonts w:ascii="Times New Roman" w:hAnsi="Times New Roman"/>
+          <w:sz w:val="24"/>
+          <w:szCs w:val="24"/>
+        </w:rPr>
+        <w:t>cầu</w:t>
+      </w:r>
+      <w:proofErr w:type="spellEnd"/>
+      <w:r>
+        <w:rPr>
+          <w:rFonts w:ascii="Times New Roman" w:hAnsi="Times New Roman"/>
+          <w:sz w:val="24"/>
+          <w:szCs w:val="24"/>
+        </w:rPr>
+        <w:t xml:space="preserve"> LVTN/ ĐATN </w:t>
+      </w:r>
+      <w:proofErr w:type="spellStart"/>
+      <w:r>
+        <w:rPr>
+          <w:rFonts w:ascii="Times New Roman" w:hAnsi="Times New Roman"/>
+          <w:sz w:val="24"/>
+          <w:szCs w:val="24"/>
+        </w:rPr>
+        <w:t>đã</w:t>
+      </w:r>
+      <w:proofErr w:type="spellEnd"/>
+      <w:r>
+        <w:rPr>
+          <w:rFonts w:ascii="Times New Roman" w:hAnsi="Times New Roman"/>
+          <w:sz w:val="24"/>
+          <w:szCs w:val="24"/>
+        </w:rPr>
+        <w:t xml:space="preserve"> </w:t>
+      </w:r>
+      <w:proofErr w:type="spellStart"/>
+      <w:r>
+        <w:rPr>
+          <w:rFonts w:ascii="Times New Roman" w:hAnsi="Times New Roman"/>
+          <w:sz w:val="24"/>
+          <w:szCs w:val="24"/>
+        </w:rPr>
+        <w:t>được</w:t>
+      </w:r>
+      <w:proofErr w:type="spellEnd"/>
+      <w:r>
+        <w:rPr>
+          <w:rFonts w:ascii="Times New Roman" w:hAnsi="Times New Roman"/>
+          <w:sz w:val="24"/>
+          <w:szCs w:val="24"/>
+        </w:rPr>
+        <w:t xml:space="preserve"> </w:t>
+      </w:r>
+      <w:proofErr w:type="spellStart"/>
+      <w:r>
+        <w:rPr>
+          <w:rFonts w:ascii="Times New Roman" w:hAnsi="Times New Roman"/>
+          <w:sz w:val="24"/>
+          <w:szCs w:val="24"/>
+        </w:rPr>
+        <w:t>thông</w:t>
+      </w:r>
+      <w:proofErr w:type="spellEnd"/>
+      <w:r>
+        <w:rPr>
+          <w:rFonts w:ascii="Times New Roman" w:hAnsi="Times New Roman"/>
+          <w:sz w:val="24"/>
+          <w:szCs w:val="24"/>
+        </w:rPr>
+        <w:t xml:space="preserve"> qua </w:t>
+      </w:r>
+      <w:proofErr w:type="spellStart"/>
+      <w:r>
+        <w:rPr>
+          <w:rFonts w:ascii="Times New Roman" w:hAnsi="Times New Roman"/>
+          <w:sz w:val="24"/>
+          <w:szCs w:val="24"/>
+        </w:rPr>
+        <w:t>Bộ</w:t>
+      </w:r>
+      <w:proofErr w:type="spellEnd"/>
+      <w:r>
+        <w:rPr>
+          <w:rFonts w:ascii="Times New Roman" w:hAnsi="Times New Roman"/>
+          <w:sz w:val="24"/>
+          <w:szCs w:val="24"/>
+        </w:rPr>
+        <w:t xml:space="preserve"> </w:t>
+      </w:r>
+      <w:proofErr w:type="spellStart"/>
+      <w:r>
+        <w:rPr>
+          <w:rFonts w:ascii="Times New Roman" w:hAnsi="Times New Roman"/>
+          <w:sz w:val="24"/>
+          <w:szCs w:val="24"/>
+        </w:rPr>
+        <w:t>môn</w:t>
+      </w:r>
+      <w:proofErr w:type="spellEnd"/>
+      <w:r>
+        <w:rPr>
+          <w:rFonts w:ascii="Times New Roman" w:hAnsi="Times New Roman"/>
+          <w:sz w:val="24"/>
+          <w:szCs w:val="24"/>
+        </w:rPr>
+        <w:t>.</w:t>
       </w:r>
     </w:p>
     <w:p>
@@ -1736,7 +2900,66 @@
           <w:szCs w:val="24"/>
         </w:rPr>
         <w:tab/>
-        <w:t>Ngày ........ tháng ......... năm ..........</w:t>
+      </w:r>
+      <w:proofErr w:type="spellStart"/>
+      <w:r>
+        <w:rPr>
+          <w:rFonts w:ascii="Times New Roman" w:hAnsi="Times New Roman"/>
+          <w:i/>
+          <w:sz w:val="24"/>
+          <w:szCs w:val="24"/>
+        </w:rPr>
+        <w:t>Ngày</w:t>
+      </w:r>
+      <w:proofErr w:type="spellEnd"/>
+      <w:r>
+        <w:rPr>
+          <w:rFonts w:ascii="Times New Roman" w:hAnsi="Times New Roman"/>
+          <w:i/>
+          <w:sz w:val="24"/>
+          <w:szCs w:val="24"/>
+        </w:rPr>
+        <w:t xml:space="preserve"> ........ </w:t>
+      </w:r>
+      <w:proofErr w:type="spellStart"/>
+      <w:r>
+        <w:rPr>
+          <w:rFonts w:ascii="Times New Roman" w:hAnsi="Times New Roman"/>
+          <w:i/>
+          <w:sz w:val="24"/>
+          <w:szCs w:val="24"/>
+        </w:rPr>
+        <w:t>tháng</w:t>
+      </w:r>
+      <w:proofErr w:type="spellEnd"/>
+      <w:r>
+        <w:rPr>
+          <w:rFonts w:ascii="Times New Roman" w:hAnsi="Times New Roman"/>
+          <w:i/>
+          <w:sz w:val="24"/>
+          <w:szCs w:val="24"/>
+        </w:rPr>
+        <w:t xml:space="preserve"> ......... </w:t>
+      </w:r>
+      <w:proofErr w:type="spellStart"/>
+      <w:r>
+        <w:rPr>
+          <w:rFonts w:ascii="Times New Roman" w:hAnsi="Times New Roman"/>
+          <w:i/>
+          <w:sz w:val="24"/>
+          <w:szCs w:val="24"/>
+        </w:rPr>
+        <w:t>năm</w:t>
+      </w:r>
+      <w:proofErr w:type="spellEnd"/>
+      <w:r>
+        <w:rPr>
+          <w:rFonts w:ascii="Times New Roman" w:hAnsi="Times New Roman"/>
+          <w:i/>
+          <w:sz w:val="24"/>
+          <w:szCs w:val="24"/>
+        </w:rPr>
+        <w:t xml:space="preserve"> ..........</w:t>
       </w:r>
       <w:r>
         <w:rPr>
@@ -1797,7 +3020,127 @@
           <w:szCs w:val="24"/>
         </w:rPr>
         <w:tab/>
-        <w:t>(Ký và ghi rõ họ tên)</w:t>
+        <w:t>(</w:t>
+      </w:r>
+      <w:proofErr w:type="spellStart"/>
+      <w:r>
+        <w:rPr>
+          <w:rFonts w:ascii="Times New Roman" w:hAnsi="Times New Roman"/>
+          <w:i/>
+          <w:sz w:val="24"/>
+          <w:szCs w:val="24"/>
+        </w:rPr>
+        <w:t>Ký</w:t>
+      </w:r>
+      <w:proofErr w:type="spellEnd"/>
+      <w:r>
+        <w:rPr>
+          <w:rFonts w:ascii="Times New Roman" w:hAnsi="Times New Roman"/>
+          <w:i/>
+          <w:sz w:val="24"/>
+          <w:szCs w:val="24"/>
+        </w:rPr>
+        <w:t xml:space="preserve"> </w:t>
+      </w:r>
+      <w:proofErr w:type="spellStart"/>
+      <w:r>
+        <w:rPr>
+          <w:rFonts w:ascii="Times New Roman" w:hAnsi="Times New Roman"/>
+          <w:i/>
+          <w:sz w:val="24"/>
+          <w:szCs w:val="24"/>
+        </w:rPr>
+        <w:t>và</w:t>
+      </w:r>
+      <w:proofErr w:type="spellEnd"/>
+      <w:r>
+        <w:rPr>
+          <w:rFonts w:ascii="Times New Roman" w:hAnsi="Times New Roman"/>
+          <w:i/>
+          <w:sz w:val="24"/>
+          <w:szCs w:val="24"/>
+        </w:rPr>
+        <w:t xml:space="preserve"> </w:t>
+      </w:r>
+      <w:proofErr w:type="spellStart"/>
+      <w:r>
+        <w:rPr>
+          <w:rFonts w:ascii="Times New Roman" w:hAnsi="Times New Roman"/>
+          <w:i/>
+          <w:sz w:val="24"/>
+          <w:szCs w:val="24"/>
+        </w:rPr>
+        <w:t>ghi</w:t>
+      </w:r>
+      <w:proofErr w:type="spellEnd"/>
+      <w:r>
+        <w:rPr>
+          <w:rFonts w:ascii="Times New Roman" w:hAnsi="Times New Roman"/>
+          <w:i/>
+          <w:sz w:val="24"/>
+          <w:szCs w:val="24"/>
+        </w:rPr>
+        <w:t xml:space="preserve"> </w:t>
+      </w:r>
+      <w:proofErr w:type="spellStart"/>
+      <w:r>
+        <w:rPr>
+          <w:rFonts w:ascii="Times New Roman" w:hAnsi="Times New Roman"/>
+          <w:i/>
+          <w:sz w:val="24"/>
+          <w:szCs w:val="24"/>
+        </w:rPr>
+        <w:t>rõ</w:t>
+      </w:r>
+      <w:proofErr w:type="spellEnd"/>
+      <w:r>
+        <w:rPr>
+          <w:rFonts w:ascii="Times New Roman" w:hAnsi="Times New Roman"/>
+          <w:i/>
+          <w:sz w:val="24"/>
+          <w:szCs w:val="24"/>
+        </w:rPr>
+        <w:t xml:space="preserve"> </w:t>
+      </w:r>
+      <w:proofErr w:type="spellStart"/>
+      <w:r>
+        <w:rPr>
+          <w:rFonts w:ascii="Times New Roman" w:hAnsi="Times New Roman"/>
+          <w:i/>
+          <w:sz w:val="24"/>
+          <w:szCs w:val="24"/>
+        </w:rPr>
+        <w:t>họ</w:t>
+      </w:r>
+      <w:proofErr w:type="spellEnd"/>
+      <w:r>
+        <w:rPr>
+          <w:rFonts w:ascii="Times New Roman" w:hAnsi="Times New Roman"/>
+          <w:i/>
+          <w:sz w:val="24"/>
+          <w:szCs w:val="24"/>
+        </w:rPr>
+        <w:t xml:space="preserve"> </w:t>
+      </w:r>
+      <w:proofErr w:type="spellStart"/>
+      <w:r>
+        <w:rPr>
+          <w:rFonts w:ascii="Times New Roman" w:hAnsi="Times New Roman"/>
+          <w:i/>
+          <w:sz w:val="24"/>
+          <w:szCs w:val="24"/>
+        </w:rPr>
+        <w:t>tên</w:t>
+      </w:r>
+      <w:proofErr w:type="spellEnd"/>
+      <w:r>
+        <w:rPr>
+          <w:rFonts w:ascii="Times New Roman" w:hAnsi="Times New Roman"/>
+          <w:i/>
+          <w:sz w:val="24"/>
+          <w:szCs w:val="24"/>
+        </w:rPr>
+        <w:t>)</w:t>
       </w:r>
       <w:r>
         <w:rPr>
@@ -1807,7 +3150,127 @@
           <w:szCs w:val="24"/>
         </w:rPr>
         <w:tab/>
-        <w:t>(Ký và ghi rõ họ tên)</w:t>
+        <w:t>(</w:t>
+      </w:r>
+      <w:proofErr w:type="spellStart"/>
+      <w:r>
+        <w:rPr>
+          <w:rFonts w:ascii="Times New Roman" w:hAnsi="Times New Roman"/>
+          <w:i/>
+          <w:sz w:val="24"/>
+          <w:szCs w:val="24"/>
+        </w:rPr>
+        <w:t>Ký</w:t>
+      </w:r>
+      <w:proofErr w:type="spellEnd"/>
+      <w:r>
+        <w:rPr>
+          <w:rFonts w:ascii="Times New Roman" w:hAnsi="Times New Roman"/>
+          <w:i/>
+          <w:sz w:val="24"/>
+          <w:szCs w:val="24"/>
+        </w:rPr>
+        <w:t xml:space="preserve"> </w:t>
+      </w:r>
+      <w:proofErr w:type="spellStart"/>
+      <w:r>
+        <w:rPr>
+          <w:rFonts w:ascii="Times New Roman" w:hAnsi="Times New Roman"/>
+          <w:i/>
+          <w:sz w:val="24"/>
+          <w:szCs w:val="24"/>
+        </w:rPr>
+        <w:t>và</w:t>
+      </w:r>
+      <w:proofErr w:type="spellEnd"/>
+      <w:r>
+        <w:rPr>
+          <w:rFonts w:ascii="Times New Roman" w:hAnsi="Times New Roman"/>
+          <w:i/>
+          <w:sz w:val="24"/>
+          <w:szCs w:val="24"/>
+        </w:rPr>
+        <w:t xml:space="preserve"> </w:t>
+      </w:r>
+      <w:proofErr w:type="spellStart"/>
+      <w:r>
+        <w:rPr>
+          <w:rFonts w:ascii="Times New Roman" w:hAnsi="Times New Roman"/>
+          <w:i/>
+          <w:sz w:val="24"/>
+          <w:szCs w:val="24"/>
+        </w:rPr>
+        <w:t>ghi</w:t>
+      </w:r>
+      <w:proofErr w:type="spellEnd"/>
+      <w:r>
+        <w:rPr>
+          <w:rFonts w:ascii="Times New Roman" w:hAnsi="Times New Roman"/>
+          <w:i/>
+          <w:sz w:val="24"/>
+          <w:szCs w:val="24"/>
+        </w:rPr>
+        <w:t xml:space="preserve"> </w:t>
+      </w:r>
+      <w:proofErr w:type="spellStart"/>
+      <w:r>
+        <w:rPr>
+          <w:rFonts w:ascii="Times New Roman" w:hAnsi="Times New Roman"/>
+          <w:i/>
+          <w:sz w:val="24"/>
+          <w:szCs w:val="24"/>
+        </w:rPr>
+        <w:t>rõ</w:t>
+      </w:r>
+      <w:proofErr w:type="spellEnd"/>
+      <w:r>
+        <w:rPr>
+          <w:rFonts w:ascii="Times New Roman" w:hAnsi="Times New Roman"/>
+          <w:i/>
+          <w:sz w:val="24"/>
+          <w:szCs w:val="24"/>
+        </w:rPr>
+        <w:t xml:space="preserve"> </w:t>
+      </w:r>
+      <w:proofErr w:type="spellStart"/>
+      <w:r>
+        <w:rPr>
+          <w:rFonts w:ascii="Times New Roman" w:hAnsi="Times New Roman"/>
+          <w:i/>
+          <w:sz w:val="24"/>
+          <w:szCs w:val="24"/>
+        </w:rPr>
+        <w:t>họ</w:t>
+      </w:r>
+      <w:proofErr w:type="spellEnd"/>
+      <w:r>
+        <w:rPr>
+          <w:rFonts w:ascii="Times New Roman" w:hAnsi="Times New Roman"/>
+          <w:i/>
+          <w:sz w:val="24"/>
+          <w:szCs w:val="24"/>
+        </w:rPr>
+        <w:t xml:space="preserve"> </w:t>
+      </w:r>
+      <w:proofErr w:type="spellStart"/>
+      <w:r>
+        <w:rPr>
+          <w:rFonts w:ascii="Times New Roman" w:hAnsi="Times New Roman"/>
+          <w:i/>
+          <w:sz w:val="24"/>
+          <w:szCs w:val="24"/>
+        </w:rPr>
+        <w:t>tên</w:t>
+      </w:r>
+      <w:proofErr w:type="spellEnd"/>
+      <w:r>
+        <w:rPr>
+          <w:rFonts w:ascii="Times New Roman" w:hAnsi="Times New Roman"/>
+          <w:i/>
+          <w:sz w:val="24"/>
+          <w:szCs w:val="24"/>
+        </w:rPr>
+        <w:t>)</w:t>
       </w:r>
     </w:p>
     <w:p>
@@ -1877,11 +3340,75 @@
           <w:rFonts w:ascii="Times New Roman" w:hAnsi="Times New Roman"/>
         </w:rPr>
       </w:pPr>
-      <w:r>
-        <w:rPr>
-          <w:rFonts w:ascii="Times New Roman" w:hAnsi="Times New Roman"/>
-        </w:rPr>
-        <w:t>Người duyệt (chấm sơ bộ):</w:t>
+      <w:proofErr w:type="spellStart"/>
+      <w:r>
+        <w:rPr>
+          <w:rFonts w:ascii="Times New Roman" w:hAnsi="Times New Roman"/>
+        </w:rPr>
+        <w:t>Người</w:t>
+      </w:r>
+      <w:proofErr w:type="spellEnd"/>
+      <w:r>
+        <w:rPr>
+          <w:rFonts w:ascii="Times New Roman" w:hAnsi="Times New Roman"/>
+        </w:rPr>
+        <w:t xml:space="preserve"> </w:t>
+      </w:r>
+      <w:proofErr w:type="spellStart"/>
+      <w:r>
+        <w:rPr>
+          <w:rFonts w:ascii="Times New Roman" w:hAnsi="Times New Roman"/>
+        </w:rPr>
+        <w:t>duyệt</w:t>
+      </w:r>
+      <w:proofErr w:type="spellEnd"/>
+      <w:r>
+        <w:rPr>
+          <w:rFonts w:ascii="Times New Roman" w:hAnsi="Times New Roman"/>
+        </w:rPr>
+        <w:t xml:space="preserve"> (</w:t>
+      </w:r>
+      <w:proofErr w:type="spellStart"/>
+      <w:r>
+        <w:rPr>
+          <w:rFonts w:ascii="Times New Roman" w:hAnsi="Times New Roman"/>
+        </w:rPr>
+        <w:t>chấm</w:t>
+      </w:r>
+      <w:proofErr w:type="spellEnd"/>
+      <w:r>
+        <w:rPr>
+          <w:rFonts w:ascii="Times New Roman" w:hAnsi="Times New Roman"/>
+        </w:rPr>
+        <w:t xml:space="preserve"> </w:t>
+      </w:r>
+      <w:proofErr w:type="spellStart"/>
+      <w:r>
+        <w:rPr>
+          <w:rFonts w:ascii="Times New Roman" w:hAnsi="Times New Roman"/>
+        </w:rPr>
+        <w:t>sơ</w:t>
+      </w:r>
+      <w:proofErr w:type="spellEnd"/>
+      <w:r>
+        <w:rPr>
+          <w:rFonts w:ascii="Times New Roman" w:hAnsi="Times New Roman"/>
+        </w:rPr>
+        <w:t xml:space="preserve"> </w:t>
+      </w:r>
+      <w:proofErr w:type="spellStart"/>
+      <w:r>
+        <w:rPr>
+          <w:rFonts w:ascii="Times New Roman" w:hAnsi="Times New Roman"/>
+        </w:rPr>
+        <w:t>bộ</w:t>
+      </w:r>
+      <w:proofErr w:type="spellEnd"/>
+      <w:r>
+        <w:rPr>
+          <w:rFonts w:ascii="Times New Roman" w:hAnsi="Times New Roman"/>
+        </w:rPr>
+        <w:t>):</w:t>
       </w:r>
       <w:r>
         <w:rPr>
@@ -1901,11 +3428,33 @@
           <w:rFonts w:ascii="Times New Roman" w:hAnsi="Times New Roman"/>
         </w:rPr>
       </w:pPr>
-      <w:r>
-        <w:rPr>
-          <w:rFonts w:ascii="Times New Roman" w:hAnsi="Times New Roman"/>
-        </w:rPr>
-        <w:t>Đơn vị:</w:t>
+      <w:proofErr w:type="spellStart"/>
+      <w:r>
+        <w:rPr>
+          <w:rFonts w:ascii="Times New Roman" w:hAnsi="Times New Roman"/>
+        </w:rPr>
+        <w:t>Đơn</w:t>
+      </w:r>
+      <w:proofErr w:type="spellEnd"/>
+      <w:r>
+        <w:rPr>
+          <w:rFonts w:ascii="Times New Roman" w:hAnsi="Times New Roman"/>
+        </w:rPr>
+        <w:t xml:space="preserve"> </w:t>
+      </w:r>
+      <w:proofErr w:type="spellStart"/>
+      <w:r>
+        <w:rPr>
+          <w:rFonts w:ascii="Times New Roman" w:hAnsi="Times New Roman"/>
+        </w:rPr>
+        <w:t>vị</w:t>
+      </w:r>
+      <w:proofErr w:type="spellEnd"/>
+      <w:r>
+        <w:rPr>
+          <w:rFonts w:ascii="Times New Roman" w:hAnsi="Times New Roman"/>
+        </w:rPr>
+        <w:t>:</w:t>
       </w:r>
       <w:r>
         <w:rPr>
@@ -1925,11 +3474,47 @@
           <w:rFonts w:ascii="Times New Roman" w:hAnsi="Times New Roman"/>
         </w:rPr>
       </w:pPr>
-      <w:r>
-        <w:rPr>
-          <w:rFonts w:ascii="Times New Roman" w:hAnsi="Times New Roman"/>
-        </w:rPr>
-        <w:t>Ngày bảo vệ:</w:t>
+      <w:proofErr w:type="spellStart"/>
+      <w:r>
+        <w:rPr>
+          <w:rFonts w:ascii="Times New Roman" w:hAnsi="Times New Roman"/>
+        </w:rPr>
+        <w:t>Ngày</w:t>
+      </w:r>
+      <w:proofErr w:type="spellEnd"/>
+      <w:r>
+        <w:rPr>
+          <w:rFonts w:ascii="Times New Roman" w:hAnsi="Times New Roman"/>
+        </w:rPr>
+        <w:t xml:space="preserve"> </w:t>
+      </w:r>
+      <w:proofErr w:type="spellStart"/>
+      <w:r>
+        <w:rPr>
+          <w:rFonts w:ascii="Times New Roman" w:hAnsi="Times New Roman"/>
+        </w:rPr>
+        <w:t>bảo</w:t>
+      </w:r>
+      <w:proofErr w:type="spellEnd"/>
+      <w:r>
+        <w:rPr>
+          <w:rFonts w:ascii="Times New Roman" w:hAnsi="Times New Roman"/>
+        </w:rPr>
+        <w:t xml:space="preserve"> </w:t>
+      </w:r>
+      <w:proofErr w:type="spellStart"/>
+      <w:r>
+        <w:rPr>
+          <w:rFonts w:ascii="Times New Roman" w:hAnsi="Times New Roman"/>
+        </w:rPr>
+        <w:t>vệ</w:t>
+      </w:r>
+      <w:proofErr w:type="spellEnd"/>
+      <w:r>
+        <w:rPr>
+          <w:rFonts w:ascii="Times New Roman" w:hAnsi="Times New Roman"/>
+        </w:rPr>
+        <w:t>:</w:t>
       </w:r>
       <w:r>
         <w:rPr>
@@ -1949,11 +3534,47 @@
           <w:rFonts w:ascii="Times New Roman" w:hAnsi="Times New Roman"/>
         </w:rPr>
       </w:pPr>
-      <w:r>
-        <w:rPr>
-          <w:rFonts w:ascii="Times New Roman" w:hAnsi="Times New Roman"/>
-        </w:rPr>
-        <w:t>Điểm tổng kết:</w:t>
+      <w:proofErr w:type="spellStart"/>
+      <w:r>
+        <w:rPr>
+          <w:rFonts w:ascii="Times New Roman" w:hAnsi="Times New Roman"/>
+        </w:rPr>
+        <w:t>Điểm</w:t>
+      </w:r>
+      <w:proofErr w:type="spellEnd"/>
+      <w:r>
+        <w:rPr>
+          <w:rFonts w:ascii="Times New Roman" w:hAnsi="Times New Roman"/>
+        </w:rPr>
+        <w:t xml:space="preserve"> </w:t>
+      </w:r>
+      <w:proofErr w:type="spellStart"/>
+      <w:r>
+        <w:rPr>
+          <w:rFonts w:ascii="Times New Roman" w:hAnsi="Times New Roman"/>
+        </w:rPr>
+        <w:t>tổng</w:t>
+      </w:r>
+      <w:proofErr w:type="spellEnd"/>
+      <w:r>
+        <w:rPr>
+          <w:rFonts w:ascii="Times New Roman" w:hAnsi="Times New Roman"/>
+        </w:rPr>
+        <w:t xml:space="preserve"> </w:t>
+      </w:r>
+      <w:proofErr w:type="spellStart"/>
+      <w:r>
+        <w:rPr>
+          <w:rFonts w:ascii="Times New Roman" w:hAnsi="Times New Roman"/>
+        </w:rPr>
+        <w:t>kết</w:t>
+      </w:r>
+      <w:proofErr w:type="spellEnd"/>
+      <w:r>
+        <w:rPr>
+          <w:rFonts w:ascii="Times New Roman" w:hAnsi="Times New Roman"/>
+        </w:rPr>
+        <w:t>:</w:t>
       </w:r>
       <w:r>
         <w:rPr>
@@ -1975,11 +3596,47 @@
           <w:szCs w:val="24"/>
         </w:rPr>
       </w:pPr>
-      <w:r>
-        <w:rPr>
-          <w:rFonts w:ascii="Times New Roman" w:hAnsi="Times New Roman"/>
-        </w:rPr>
-        <w:t>Nơi lưu trữ LVTN/ĐATN:</w:t>
+      <w:proofErr w:type="spellStart"/>
+      <w:r>
+        <w:rPr>
+          <w:rFonts w:ascii="Times New Roman" w:hAnsi="Times New Roman"/>
+        </w:rPr>
+        <w:t>Nơi</w:t>
+      </w:r>
+      <w:proofErr w:type="spellEnd"/>
+      <w:r>
+        <w:rPr>
+          <w:rFonts w:ascii="Times New Roman" w:hAnsi="Times New Roman"/>
+        </w:rPr>
+        <w:t xml:space="preserve"> </w:t>
+      </w:r>
+      <w:proofErr w:type="spellStart"/>
+      <w:r>
+        <w:rPr>
+          <w:rFonts w:ascii="Times New Roman" w:hAnsi="Times New Roman"/>
+        </w:rPr>
+        <w:t>lưu</w:t>
+      </w:r>
+      <w:proofErr w:type="spellEnd"/>
+      <w:r>
+        <w:rPr>
+          <w:rFonts w:ascii="Times New Roman" w:hAnsi="Times New Roman"/>
+        </w:rPr>
+        <w:t xml:space="preserve"> </w:t>
+      </w:r>
+      <w:proofErr w:type="spellStart"/>
+      <w:r>
+        <w:rPr>
+          <w:rFonts w:ascii="Times New Roman" w:hAnsi="Times New Roman"/>
+        </w:rPr>
+        <w:t>trữ</w:t>
+      </w:r>
+      <w:proofErr w:type="spellEnd"/>
+      <w:r>
+        <w:rPr>
+          <w:rFonts w:ascii="Times New Roman" w:hAnsi="Times New Roman"/>
+        </w:rPr>
+        <w:t xml:space="preserve"> LVTN/ĐATN:</w:t>
       </w:r>
       <w:r>
         <w:rPr>
@@ -3223,18 +4880,22 @@
     <w:rsid w:val="00415642"/>
     <w:rsid w:val="004579CD"/>
     <w:rsid w:val="00511D5A"/>
+    <w:rsid w:val="0054430C"/>
     <w:rsid w:val="00570DA6"/>
     <w:rsid w:val="005B4563"/>
     <w:rsid w:val="00640E40"/>
     <w:rsid w:val="007F455A"/>
+    <w:rsid w:val="007F5A8C"/>
     <w:rsid w:val="00967A9C"/>
     <w:rsid w:val="00996B0A"/>
     <w:rsid w:val="00B05E0F"/>
     <w:rsid w:val="00C7705F"/>
     <w:rsid w:val="00C97FC9"/>
     <w:rsid w:val="00CF0E84"/>
+    <w:rsid w:val="00D23655"/>
     <w:rsid w:val="00E57B29"/>
     <w:rsid w:val="00EB3ADB"/>
+    <w:rsid w:val="00EF7833"/>
     <w:rsid w:val="00F765E2"/>
   </w:rsids>
   <m:mathPr>
